--- a/Code_Files/Documentation.docx
+++ b/Code_Files/Documentation.docx
@@ -4,6 +4,9 @@
   <w:body>
     <w:p>
       <w:r>
+        <w:rPr>
+          <w:noProof/>
+        </w:rPr>
         <w:drawing>
           <wp:inline distT="0" distB="0" distL="0" distR="0" wp14:anchorId="62DCAF6A" wp14:editId="47426766">
             <wp:extent cx="5382376" cy="5020376"/>
@@ -236,10 +239,7 @@
           </w:tcPr>
           <w:p>
             <w:r>
-              <w:t>I</w:t>
-            </w:r>
-            <w:r>
-              <w:t>NTERRUPT</w:t>
+              <w:t>INTERRUPT</w:t>
             </w:r>
           </w:p>
         </w:tc>
@@ -252,13 +252,7 @@
               <w:jc w:val="both"/>
             </w:pPr>
             <w:r>
-              <w:t>E</w:t>
-            </w:r>
-            <w:r>
-              <w:t>XIT</w:t>
-            </w:r>
-            <w:r>
-              <w:t xml:space="preserve"> LOOP COIL DETECTION</w:t>
+              <w:t>EXIT LOOP COIL DETECTION</w:t>
             </w:r>
           </w:p>
         </w:tc>
@@ -300,10 +294,7 @@
           </w:tcPr>
           <w:p>
             <w:r>
-              <w:t>I</w:t>
-            </w:r>
-            <w:r>
-              <w:t>NTERRUPT</w:t>
+              <w:t>INTERRUPT</w:t>
             </w:r>
           </w:p>
         </w:tc>
@@ -355,10 +346,7 @@
           </w:tcPr>
           <w:p>
             <w:r>
-              <w:t>I</w:t>
-            </w:r>
-            <w:r>
-              <w:t>NTERRUPT</w:t>
+              <w:t>INTERRUPT</w:t>
             </w:r>
           </w:p>
         </w:tc>
@@ -632,8 +620,10 @@
           </w:tcPr>
           <w:p>
             <w:r>
-              <w:t>X</w:t>
-            </w:r>
+              <w:t>SELECT W5500 DURING INITIALIZATION</w:t>
+            </w:r>
+            <w:bookmarkStart w:id="0" w:name="_GoBack"/>
+            <w:bookmarkEnd w:id="0"/>
           </w:p>
         </w:tc>
       </w:tr>
@@ -840,16 +830,7 @@
           </w:tcPr>
           <w:p>
             <w:r>
-              <w:t>MASTER IN/SLAVE OUT</w:t>
-            </w:r>
-            <w:r>
-              <w:t xml:space="preserve"> CONN</w:t>
-            </w:r>
-            <w:r>
-              <w:t>.</w:t>
-            </w:r>
-            <w:r>
-              <w:t xml:space="preserve"> WITH W5500</w:t>
+              <w:t>MASTER IN/SLAVE OUT CONN. WITH W5500</w:t>
             </w:r>
           </w:p>
         </w:tc>
@@ -901,22 +882,7 @@
           </w:tcPr>
           <w:p>
             <w:r>
-              <w:t>M</w:t>
-            </w:r>
-            <w:r>
-              <w:t xml:space="preserve">ASTER </w:t>
-            </w:r>
-            <w:r>
-              <w:t>OUT</w:t>
-            </w:r>
-            <w:r>
-              <w:t xml:space="preserve">/SLAVE </w:t>
-            </w:r>
-            <w:r>
-              <w:t>IN</w:t>
-            </w:r>
-            <w:r>
-              <w:t xml:space="preserve"> CONN. WITH W5500</w:t>
+              <w:t>MASTER OUT/SLAVE IN CONN. WITH W5500</w:t>
             </w:r>
           </w:p>
         </w:tc>
@@ -1443,10 +1409,7 @@
         </w:tc>
       </w:tr>
     </w:tbl>
-    <w:p>
-      <w:bookmarkStart w:id="0" w:name="_GoBack"/>
-      <w:bookmarkEnd w:id="0"/>
-    </w:p>
+    <w:p/>
     <w:sectPr>
       <w:pgSz w:w="12240" w:h="15840"/>
       <w:pgMar w:top="1440" w:right="1440" w:bottom="1440" w:left="1440" w:header="720" w:footer="720" w:gutter="0"/>
